--- a/marksmith-v2/test_outputs/sample_toggle.docx
+++ b/marksmith-v2/test_outputs/sample_toggle.docx
@@ -470,8 +470,8 @@
       </w:r>
     </w:p>
     <w:sectPr>
-      <w:headerReference xmlns:r="http://schemas.openxmlformats.org/officeDocument/2006/relationships" w:type="default" r:id="R484e809c25fd4ccd"/>
-      <w:footerReference xmlns:r="http://schemas.openxmlformats.org/officeDocument/2006/relationships" w:type="default" r:id="R39556ec4f1db47a5"/>
+      <w:headerReference xmlns:r="http://schemas.openxmlformats.org/officeDocument/2006/relationships" w:type="default" r:id="R95b97e6725634c25"/>
+      <w:footerReference xmlns:r="http://schemas.openxmlformats.org/officeDocument/2006/relationships" w:type="default" r:id="R1c8174ff35da4047"/>
       <w:pgSz w:w="11906" w:h="16838"/>
       <w:pgMar w:top="1440" w:right="1440" w:bottom="1440" w:left="1440" w:header="576" w:footer="576" w:gutter="0"/>
       <w:pgBorders w:display="allPages" w:offsetFrom="page">

--- a/marksmith-v2/test_outputs/sample_toggle.docx
+++ b/marksmith-v2/test_outputs/sample_toggle.docx
@@ -470,8 +470,8 @@
       </w:r>
     </w:p>
     <w:sectPr>
-      <w:headerReference xmlns:r="http://schemas.openxmlformats.org/officeDocument/2006/relationships" w:type="default" r:id="R95b97e6725634c25"/>
-      <w:footerReference xmlns:r="http://schemas.openxmlformats.org/officeDocument/2006/relationships" w:type="default" r:id="R1c8174ff35da4047"/>
+      <w:headerReference xmlns:r="http://schemas.openxmlformats.org/officeDocument/2006/relationships" w:type="default" r:id="Rd7d850946cfa44ca"/>
+      <w:footerReference xmlns:r="http://schemas.openxmlformats.org/officeDocument/2006/relationships" w:type="default" r:id="R5f9a59dde3d744a8"/>
       <w:pgSz w:w="11906" w:h="16838"/>
       <w:pgMar w:top="1440" w:right="1440" w:bottom="1440" w:left="1440" w:header="576" w:footer="576" w:gutter="0"/>
       <w:pgBorders w:display="allPages" w:offsetFrom="page">

--- a/marksmith-v2/test_outputs/sample_toggle.docx
+++ b/marksmith-v2/test_outputs/sample_toggle.docx
@@ -262,7 +262,13 @@
         <w:tc>
           <w:tcPr>
             <w:tcW w:w="5000" w:type="pct"/>
-            <w:shd w:val="clear" w:color="auto" w:fill="F6F8FA"/>
+            <w:shd w:val="clear" w:color="auto" w:fill="D8E7F9"/>
+            <w:tcMar>
+              <w:top w:w="100" w:type="dxa"/>
+              <w:left w:w="160" w:type="dxa"/>
+              <w:bottom w:w="100" w:type="dxa"/>
+              <w:right w:w="160" w:type="dxa"/>
+            </w:tcMar>
           </w:tcPr>
           <w:p>
             <w:r>
@@ -284,7 +290,7 @@
             <w:r>
               <w:rPr>
                 <w:b/>
-                <w:color w:val="0969DA"/>
+                <w:color w:val="121212"/>
                 <mc:AlternateContent>
                   <mc:Choice Requires="w14">
                     <w14:ligatures w14:val="standardContextual"/>
@@ -318,14 +324,6 @@
     </w:tbl>
     <w:p>
       <w:pPr>
-        <w:spacing w:before="0" w:after="0"/>
-        <w:rPr>
-          <w:sz w:val="8"/>
-        </w:rPr>
-      </w:pPr>
-    </w:p>
-    <w:p>
-      <w:pPr>
         <w:outlineLvl w:val="8"/>
         <w15:collapsed w:val="true"/>
       </w:pPr>
@@ -420,17 +418,9 @@
         <w:rPr>
           <w:rFonts w:ascii="Consolas" w:hAnsi="Consolas"/>
           <w:noProof/>
-          <w:color w:val="0000FF"/>
-        </w:rPr>
-        <w:t xml:space="preserve">ping db.</w:t>
-      </w:r>
-      <w:r>
-        <w:rPr>
-          <w:rFonts w:ascii="Consolas" w:hAnsi="Consolas"/>
-          <w:noProof/>
-          <w:color w:val="24292E"/>
-        </w:rPr>
-        <w:t xml:space="preserve">internal.net</w:t>
+          <w:color w:val="24292F"/>
+        </w:rPr>
+        <w:t xml:space="preserve">ping db.internal.net</w:t>
       </w:r>
     </w:p>
     <w:p>
@@ -470,16 +460,10 @@
       </w:r>
     </w:p>
     <w:sectPr>
-      <w:headerReference xmlns:r="http://schemas.openxmlformats.org/officeDocument/2006/relationships" w:type="default" r:id="Rd7d850946cfa44ca"/>
-      <w:footerReference xmlns:r="http://schemas.openxmlformats.org/officeDocument/2006/relationships" w:type="default" r:id="R5f9a59dde3d744a8"/>
+      <w:headerReference xmlns:r="http://schemas.openxmlformats.org/officeDocument/2006/relationships" w:type="default" r:id="R6895a61dae264de9"/>
+      <w:footerReference xmlns:r="http://schemas.openxmlformats.org/officeDocument/2006/relationships" w:type="default" r:id="Rd11d8a6090134401"/>
       <w:pgSz w:w="11906" w:h="16838"/>
       <w:pgMar w:top="1440" w:right="1440" w:bottom="1440" w:left="1440" w:header="576" w:footer="576" w:gutter="0"/>
-      <w:pgBorders w:display="allPages" w:offsetFrom="page">
-        <w:top w:val="single" w:color="D1D5DA" w:sz="8" w:space="24"/>
-        <w:left w:val="single" w:color="D1D5DA" w:sz="8" w:space="24"/>
-        <w:bottom w:val="single" w:color="D1D5DA" w:sz="8" w:space="24"/>
-        <w:right w:val="single" w:color="D1D5DA" w:sz="8" w:space="24"/>
-      </w:pgBorders>
     </w:sectPr>
   </w:body>
 </w:document>
@@ -745,7 +729,7 @@
   <w:docDefaults>
     <w:rPrDefault>
       <w:rPr>
-        <w:rFonts w:ascii="Calibri" w:hAnsi="Calibri" w:eastAsia="Calibri" w:cs="Calibri"/>
+        <w:rFonts w:ascii="Segoe UI Variable" w:hAnsi="Segoe UI Variable" w:eastAsia="Segoe UI Variable" w:cs="Segoe UI Variable"/>
         <w:color w:val="1b1f23"/>
         <w:kern w:val="16"/>
         <w:sz w:val="22"/>
@@ -798,7 +782,7 @@
     </w:pPr>
     <w:rPr>
       <w:b/>
-      <w:color w:val="000000"/>
+      <w:color w:val="090B0C"/>
       <w:sz w:val="32"/>
       <w:szCs w:val="32"/>
     </w:rPr>
@@ -815,7 +799,7 @@
     </w:pPr>
     <w:rPr>
       <w:b/>
-      <w:color w:val="000000"/>
+      <w:color w:val="121417"/>
       <w:sz w:val="28"/>
       <w:szCs w:val="28"/>
     </w:rPr>
@@ -832,7 +816,7 @@
     </w:pPr>
     <w:rPr>
       <w:b/>
-      <w:color w:val="000000"/>
+      <w:color w:val="1b1f23"/>
       <w:sz w:val="24"/>
       <w:szCs w:val="24"/>
     </w:rPr>
@@ -849,7 +833,7 @@
     </w:pPr>
     <w:rPr>
       <w:b/>
-      <w:color w:val="000000"/>
+      <w:color w:val="1b1f23"/>
       <w:sz w:val="22"/>
       <w:szCs w:val="22"/>
     </w:rPr>

--- a/marksmith-v2/test_outputs/sample_toggle.docx
+++ b/marksmith-v2/test_outputs/sample_toggle.docx
@@ -460,8 +460,8 @@
       </w:r>
     </w:p>
     <w:sectPr>
-      <w:headerReference xmlns:r="http://schemas.openxmlformats.org/officeDocument/2006/relationships" w:type="default" r:id="R6895a61dae264de9"/>
-      <w:footerReference xmlns:r="http://schemas.openxmlformats.org/officeDocument/2006/relationships" w:type="default" r:id="Rd11d8a6090134401"/>
+      <w:headerReference xmlns:r="http://schemas.openxmlformats.org/officeDocument/2006/relationships" w:type="default" r:id="R801b44a574b64db2"/>
+      <w:footerReference xmlns:r="http://schemas.openxmlformats.org/officeDocument/2006/relationships" w:type="default" r:id="Ra54193e7171b48bf"/>
       <w:pgSz w:w="11906" w:h="16838"/>
       <w:pgMar w:top="1440" w:right="1440" w:bottom="1440" w:left="1440" w:header="576" w:footer="576" w:gutter="0"/>
     </w:sectPr>

--- a/marksmith-v2/test_outputs/sample_toggle.docx
+++ b/marksmith-v2/test_outputs/sample_toggle.docx
@@ -460,8 +460,8 @@
       </w:r>
     </w:p>
     <w:sectPr>
-      <w:headerReference xmlns:r="http://schemas.openxmlformats.org/officeDocument/2006/relationships" w:type="default" r:id="R801b44a574b64db2"/>
-      <w:footerReference xmlns:r="http://schemas.openxmlformats.org/officeDocument/2006/relationships" w:type="default" r:id="Ra54193e7171b48bf"/>
+      <w:headerReference xmlns:r="http://schemas.openxmlformats.org/officeDocument/2006/relationships" w:type="default" r:id="Re4e794230e7549bf"/>
+      <w:footerReference xmlns:r="http://schemas.openxmlformats.org/officeDocument/2006/relationships" w:type="default" r:id="R7a2c77f4600946f3"/>
       <w:pgSz w:w="11906" w:h="16838"/>
       <w:pgMar w:top="1440" w:right="1440" w:bottom="1440" w:left="1440" w:header="576" w:footer="576" w:gutter="0"/>
     </w:sectPr>

--- a/marksmith-v2/test_outputs/sample_toggle.docx
+++ b/marksmith-v2/test_outputs/sample_toggle.docx
@@ -460,8 +460,8 @@
       </w:r>
     </w:p>
     <w:sectPr>
-      <w:headerReference xmlns:r="http://schemas.openxmlformats.org/officeDocument/2006/relationships" w:type="default" r:id="Re4e794230e7549bf"/>
-      <w:footerReference xmlns:r="http://schemas.openxmlformats.org/officeDocument/2006/relationships" w:type="default" r:id="R7a2c77f4600946f3"/>
+      <w:headerReference xmlns:r="http://schemas.openxmlformats.org/officeDocument/2006/relationships" w:type="default" r:id="Ra5774a0844424105"/>
+      <w:footerReference xmlns:r="http://schemas.openxmlformats.org/officeDocument/2006/relationships" w:type="default" r:id="Rd9d1edbc0dfe4408"/>
       <w:pgSz w:w="11906" w:h="16838"/>
       <w:pgMar w:top="1440" w:right="1440" w:bottom="1440" w:left="1440" w:header="576" w:footer="576" w:gutter="0"/>
     </w:sectPr>

--- a/marksmith-v2/test_outputs/sample_toggle.docx
+++ b/marksmith-v2/test_outputs/sample_toggle.docx
@@ -460,8 +460,8 @@
       </w:r>
     </w:p>
     <w:sectPr>
-      <w:headerReference xmlns:r="http://schemas.openxmlformats.org/officeDocument/2006/relationships" w:type="default" r:id="Ra5774a0844424105"/>
-      <w:footerReference xmlns:r="http://schemas.openxmlformats.org/officeDocument/2006/relationships" w:type="default" r:id="Rd9d1edbc0dfe4408"/>
+      <w:headerReference xmlns:r="http://schemas.openxmlformats.org/officeDocument/2006/relationships" w:type="default" r:id="Ra6b792c7570f4668"/>
+      <w:footerReference xmlns:r="http://schemas.openxmlformats.org/officeDocument/2006/relationships" w:type="default" r:id="R13fbbbacf8d94405"/>
       <w:pgSz w:w="11906" w:h="16838"/>
       <w:pgMar w:top="1440" w:right="1440" w:bottom="1440" w:left="1440" w:header="576" w:footer="576" w:gutter="0"/>
     </w:sectPr>

--- a/marksmith-v2/test_outputs/sample_toggle.docx
+++ b/marksmith-v2/test_outputs/sample_toggle.docx
@@ -460,8 +460,8 @@
       </w:r>
     </w:p>
     <w:sectPr>
-      <w:headerReference xmlns:r="http://schemas.openxmlformats.org/officeDocument/2006/relationships" w:type="default" r:id="Ra6b792c7570f4668"/>
-      <w:footerReference xmlns:r="http://schemas.openxmlformats.org/officeDocument/2006/relationships" w:type="default" r:id="R13fbbbacf8d94405"/>
+      <w:headerReference xmlns:r="http://schemas.openxmlformats.org/officeDocument/2006/relationships" w:type="default" r:id="R9004c720154948b2"/>
+      <w:footerReference xmlns:r="http://schemas.openxmlformats.org/officeDocument/2006/relationships" w:type="default" r:id="R5c3f10f940ae44fa"/>
       <w:pgSz w:w="11906" w:h="16838"/>
       <w:pgMar w:top="1440" w:right="1440" w:bottom="1440" w:left="1440" w:header="576" w:footer="576" w:gutter="0"/>
     </w:sectPr>

--- a/marksmith-v2/test_outputs/sample_toggle.docx
+++ b/marksmith-v2/test_outputs/sample_toggle.docx
@@ -460,8 +460,8 @@
       </w:r>
     </w:p>
     <w:sectPr>
-      <w:headerReference xmlns:r="http://schemas.openxmlformats.org/officeDocument/2006/relationships" w:type="default" r:id="R9004c720154948b2"/>
-      <w:footerReference xmlns:r="http://schemas.openxmlformats.org/officeDocument/2006/relationships" w:type="default" r:id="R5c3f10f940ae44fa"/>
+      <w:headerReference xmlns:r="http://schemas.openxmlformats.org/officeDocument/2006/relationships" w:type="default" r:id="R0fd3412229db4f11"/>
+      <w:footerReference xmlns:r="http://schemas.openxmlformats.org/officeDocument/2006/relationships" w:type="default" r:id="R9bcdc70a0e7d4b8a"/>
       <w:pgSz w:w="11906" w:h="16838"/>
       <w:pgMar w:top="1440" w:right="1440" w:bottom="1440" w:left="1440" w:header="576" w:footer="576" w:gutter="0"/>
     </w:sectPr>

--- a/marksmith-v2/test_outputs/sample_toggle.docx
+++ b/marksmith-v2/test_outputs/sample_toggle.docx
@@ -460,8 +460,8 @@
       </w:r>
     </w:p>
     <w:sectPr>
-      <w:headerReference xmlns:r="http://schemas.openxmlformats.org/officeDocument/2006/relationships" w:type="default" r:id="R0fd3412229db4f11"/>
-      <w:footerReference xmlns:r="http://schemas.openxmlformats.org/officeDocument/2006/relationships" w:type="default" r:id="R9bcdc70a0e7d4b8a"/>
+      <w:headerReference xmlns:r="http://schemas.openxmlformats.org/officeDocument/2006/relationships" w:type="default" r:id="R10ba178225c54507"/>
+      <w:footerReference xmlns:r="http://schemas.openxmlformats.org/officeDocument/2006/relationships" w:type="default" r:id="Rb4687d0cfebc4184"/>
       <w:pgSz w:w="11906" w:h="16838"/>
       <w:pgMar w:top="1440" w:right="1440" w:bottom="1440" w:left="1440" w:header="576" w:footer="576" w:gutter="0"/>
     </w:sectPr>

--- a/marksmith-v2/test_outputs/sample_toggle.docx
+++ b/marksmith-v2/test_outputs/sample_toggle.docx
@@ -460,8 +460,8 @@
       </w:r>
     </w:p>
     <w:sectPr>
-      <w:headerReference xmlns:r="http://schemas.openxmlformats.org/officeDocument/2006/relationships" w:type="default" r:id="R10ba178225c54507"/>
-      <w:footerReference xmlns:r="http://schemas.openxmlformats.org/officeDocument/2006/relationships" w:type="default" r:id="Rb4687d0cfebc4184"/>
+      <w:headerReference xmlns:r="http://schemas.openxmlformats.org/officeDocument/2006/relationships" w:type="default" r:id="R4ee89c44d60a4019"/>
+      <w:footerReference xmlns:r="http://schemas.openxmlformats.org/officeDocument/2006/relationships" w:type="default" r:id="Rf0c9f743f3b94949"/>
       <w:pgSz w:w="11906" w:h="16838"/>
       <w:pgMar w:top="1440" w:right="1440" w:bottom="1440" w:left="1440" w:header="576" w:footer="576" w:gutter="0"/>
     </w:sectPr>

--- a/marksmith-v2/test_outputs/sample_toggle.docx
+++ b/marksmith-v2/test_outputs/sample_toggle.docx
@@ -460,8 +460,8 @@
       </w:r>
     </w:p>
     <w:sectPr>
-      <w:headerReference xmlns:r="http://schemas.openxmlformats.org/officeDocument/2006/relationships" w:type="default" r:id="R4ee89c44d60a4019"/>
-      <w:footerReference xmlns:r="http://schemas.openxmlformats.org/officeDocument/2006/relationships" w:type="default" r:id="Rf0c9f743f3b94949"/>
+      <w:headerReference xmlns:r="http://schemas.openxmlformats.org/officeDocument/2006/relationships" w:type="default" r:id="R4921de5f13234b98"/>
+      <w:footerReference xmlns:r="http://schemas.openxmlformats.org/officeDocument/2006/relationships" w:type="default" r:id="R9d41d0f1d2d543c0"/>
       <w:pgSz w:w="11906" w:h="16838"/>
       <w:pgMar w:top="1440" w:right="1440" w:bottom="1440" w:left="1440" w:header="576" w:footer="576" w:gutter="0"/>
     </w:sectPr>

--- a/marksmith-v2/test_outputs/sample_toggle.docx
+++ b/marksmith-v2/test_outputs/sample_toggle.docx
@@ -460,8 +460,8 @@
       </w:r>
     </w:p>
     <w:sectPr>
-      <w:headerReference xmlns:r="http://schemas.openxmlformats.org/officeDocument/2006/relationships" w:type="default" r:id="R4921de5f13234b98"/>
-      <w:footerReference xmlns:r="http://schemas.openxmlformats.org/officeDocument/2006/relationships" w:type="default" r:id="R9d41d0f1d2d543c0"/>
+      <w:headerReference xmlns:r="http://schemas.openxmlformats.org/officeDocument/2006/relationships" w:type="default" r:id="R6afa0a7d7cff46e5"/>
+      <w:footerReference xmlns:r="http://schemas.openxmlformats.org/officeDocument/2006/relationships" w:type="default" r:id="Rb757e6fcfeaf496b"/>
       <w:pgSz w:w="11906" w:h="16838"/>
       <w:pgMar w:top="1440" w:right="1440" w:bottom="1440" w:left="1440" w:header="576" w:footer="576" w:gutter="0"/>
     </w:sectPr>

--- a/marksmith-v2/test_outputs/sample_toggle.docx
+++ b/marksmith-v2/test_outputs/sample_toggle.docx
@@ -460,8 +460,8 @@
       </w:r>
     </w:p>
     <w:sectPr>
-      <w:headerReference xmlns:r="http://schemas.openxmlformats.org/officeDocument/2006/relationships" w:type="default" r:id="R6afa0a7d7cff46e5"/>
-      <w:footerReference xmlns:r="http://schemas.openxmlformats.org/officeDocument/2006/relationships" w:type="default" r:id="Rb757e6fcfeaf496b"/>
+      <w:headerReference xmlns:r="http://schemas.openxmlformats.org/officeDocument/2006/relationships" w:type="default" r:id="R19b1dd215f8245d5"/>
+      <w:footerReference xmlns:r="http://schemas.openxmlformats.org/officeDocument/2006/relationships" w:type="default" r:id="R9d2df328895a4da8"/>
       <w:pgSz w:w="11906" w:h="16838"/>
       <w:pgMar w:top="1440" w:right="1440" w:bottom="1440" w:left="1440" w:header="576" w:footer="576" w:gutter="0"/>
     </w:sectPr>

--- a/marksmith-v2/test_outputs/sample_toggle.docx
+++ b/marksmith-v2/test_outputs/sample_toggle.docx
@@ -460,8 +460,8 @@
       </w:r>
     </w:p>
     <w:sectPr>
-      <w:headerReference xmlns:r="http://schemas.openxmlformats.org/officeDocument/2006/relationships" w:type="default" r:id="R19b1dd215f8245d5"/>
-      <w:footerReference xmlns:r="http://schemas.openxmlformats.org/officeDocument/2006/relationships" w:type="default" r:id="R9d2df328895a4da8"/>
+      <w:headerReference xmlns:r="http://schemas.openxmlformats.org/officeDocument/2006/relationships" w:type="default" r:id="R14385cd3903b4ae3"/>
+      <w:footerReference xmlns:r="http://schemas.openxmlformats.org/officeDocument/2006/relationships" w:type="default" r:id="R765d266648714f3c"/>
       <w:pgSz w:w="11906" w:h="16838"/>
       <w:pgMar w:top="1440" w:right="1440" w:bottom="1440" w:left="1440" w:header="576" w:footer="576" w:gutter="0"/>
     </w:sectPr>

--- a/marksmith-v2/test_outputs/sample_toggle.docx
+++ b/marksmith-v2/test_outputs/sample_toggle.docx
@@ -460,8 +460,8 @@
       </w:r>
     </w:p>
     <w:sectPr>
-      <w:headerReference xmlns:r="http://schemas.openxmlformats.org/officeDocument/2006/relationships" w:type="default" r:id="R14385cd3903b4ae3"/>
-      <w:footerReference xmlns:r="http://schemas.openxmlformats.org/officeDocument/2006/relationships" w:type="default" r:id="R765d266648714f3c"/>
+      <w:headerReference xmlns:r="http://schemas.openxmlformats.org/officeDocument/2006/relationships" w:type="default" r:id="R77bffd4dc063456d"/>
+      <w:footerReference xmlns:r="http://schemas.openxmlformats.org/officeDocument/2006/relationships" w:type="default" r:id="Rf28bebf904b247ee"/>
       <w:pgSz w:w="11906" w:h="16838"/>
       <w:pgMar w:top="1440" w:right="1440" w:bottom="1440" w:left="1440" w:header="576" w:footer="576" w:gutter="0"/>
     </w:sectPr>

--- a/marksmith-v2/test_outputs/sample_toggle.docx
+++ b/marksmith-v2/test_outputs/sample_toggle.docx
@@ -460,8 +460,8 @@
       </w:r>
     </w:p>
     <w:sectPr>
-      <w:headerReference xmlns:r="http://schemas.openxmlformats.org/officeDocument/2006/relationships" w:type="default" r:id="R77bffd4dc063456d"/>
-      <w:footerReference xmlns:r="http://schemas.openxmlformats.org/officeDocument/2006/relationships" w:type="default" r:id="Rf28bebf904b247ee"/>
+      <w:headerReference xmlns:r="http://schemas.openxmlformats.org/officeDocument/2006/relationships" w:type="default" r:id="R69f5c56e7d314326"/>
+      <w:footerReference xmlns:r="http://schemas.openxmlformats.org/officeDocument/2006/relationships" w:type="default" r:id="R53be67cbc825424f"/>
       <w:pgSz w:w="11906" w:h="16838"/>
       <w:pgMar w:top="1440" w:right="1440" w:bottom="1440" w:left="1440" w:header="576" w:footer="576" w:gutter="0"/>
     </w:sectPr>

--- a/marksmith-v2/test_outputs/sample_toggle.docx
+++ b/marksmith-v2/test_outputs/sample_toggle.docx
@@ -460,8 +460,8 @@
       </w:r>
     </w:p>
     <w:sectPr>
-      <w:headerReference xmlns:r="http://schemas.openxmlformats.org/officeDocument/2006/relationships" w:type="default" r:id="R69f5c56e7d314326"/>
-      <w:footerReference xmlns:r="http://schemas.openxmlformats.org/officeDocument/2006/relationships" w:type="default" r:id="R53be67cbc825424f"/>
+      <w:headerReference xmlns:r="http://schemas.openxmlformats.org/officeDocument/2006/relationships" w:type="default" r:id="R6c3f2b9feb274a02"/>
+      <w:footerReference xmlns:r="http://schemas.openxmlformats.org/officeDocument/2006/relationships" w:type="default" r:id="R81318adec0e34167"/>
       <w:pgSz w:w="11906" w:h="16838"/>
       <w:pgMar w:top="1440" w:right="1440" w:bottom="1440" w:left="1440" w:header="576" w:footer="576" w:gutter="0"/>
     </w:sectPr>

--- a/marksmith-v2/test_outputs/sample_toggle.docx
+++ b/marksmith-v2/test_outputs/sample_toggle.docx
@@ -460,8 +460,8 @@
       </w:r>
     </w:p>
     <w:sectPr>
-      <w:headerReference xmlns:r="http://schemas.openxmlformats.org/officeDocument/2006/relationships" w:type="default" r:id="R6c3f2b9feb274a02"/>
-      <w:footerReference xmlns:r="http://schemas.openxmlformats.org/officeDocument/2006/relationships" w:type="default" r:id="R81318adec0e34167"/>
+      <w:headerReference xmlns:r="http://schemas.openxmlformats.org/officeDocument/2006/relationships" w:type="default" r:id="R19c1810d1c8a406a"/>
+      <w:footerReference xmlns:r="http://schemas.openxmlformats.org/officeDocument/2006/relationships" w:type="default" r:id="R242e97d975ba44a2"/>
       <w:pgSz w:w="11906" w:h="16838"/>
       <w:pgMar w:top="1440" w:right="1440" w:bottom="1440" w:left="1440" w:header="576" w:footer="576" w:gutter="0"/>
     </w:sectPr>

--- a/marksmith-v2/test_outputs/sample_toggle.docx
+++ b/marksmith-v2/test_outputs/sample_toggle.docx
@@ -460,8 +460,8 @@
       </w:r>
     </w:p>
     <w:sectPr>
-      <w:headerReference xmlns:r="http://schemas.openxmlformats.org/officeDocument/2006/relationships" w:type="default" r:id="R19c1810d1c8a406a"/>
-      <w:footerReference xmlns:r="http://schemas.openxmlformats.org/officeDocument/2006/relationships" w:type="default" r:id="R242e97d975ba44a2"/>
+      <w:headerReference xmlns:r="http://schemas.openxmlformats.org/officeDocument/2006/relationships" w:type="default" r:id="Rb233bde45ae84bc1"/>
+      <w:footerReference xmlns:r="http://schemas.openxmlformats.org/officeDocument/2006/relationships" w:type="default" r:id="R7bcf790e19484e14"/>
       <w:pgSz w:w="11906" w:h="16838"/>
       <w:pgMar w:top="1440" w:right="1440" w:bottom="1440" w:left="1440" w:header="576" w:footer="576" w:gutter="0"/>
     </w:sectPr>

--- a/marksmith-v2/test_outputs/sample_toggle.docx
+++ b/marksmith-v2/test_outputs/sample_toggle.docx
@@ -460,8 +460,8 @@
       </w:r>
     </w:p>
     <w:sectPr>
-      <w:headerReference xmlns:r="http://schemas.openxmlformats.org/officeDocument/2006/relationships" w:type="default" r:id="Rb233bde45ae84bc1"/>
-      <w:footerReference xmlns:r="http://schemas.openxmlformats.org/officeDocument/2006/relationships" w:type="default" r:id="R7bcf790e19484e14"/>
+      <w:headerReference xmlns:r="http://schemas.openxmlformats.org/officeDocument/2006/relationships" w:type="default" r:id="R370d700611954dd4"/>
+      <w:footerReference xmlns:r="http://schemas.openxmlformats.org/officeDocument/2006/relationships" w:type="default" r:id="R2166ae7ac6bc4398"/>
       <w:pgSz w:w="11906" w:h="16838"/>
       <w:pgMar w:top="1440" w:right="1440" w:bottom="1440" w:left="1440" w:header="576" w:footer="576" w:gutter="0"/>
     </w:sectPr>

--- a/marksmith-v2/test_outputs/sample_toggle.docx
+++ b/marksmith-v2/test_outputs/sample_toggle.docx
@@ -460,8 +460,8 @@
       </w:r>
     </w:p>
     <w:sectPr>
-      <w:headerReference xmlns:r="http://schemas.openxmlformats.org/officeDocument/2006/relationships" w:type="default" r:id="R370d700611954dd4"/>
-      <w:footerReference xmlns:r="http://schemas.openxmlformats.org/officeDocument/2006/relationships" w:type="default" r:id="R2166ae7ac6bc4398"/>
+      <w:headerReference xmlns:r="http://schemas.openxmlformats.org/officeDocument/2006/relationships" w:type="default" r:id="Rd609395e816249d4"/>
+      <w:footerReference xmlns:r="http://schemas.openxmlformats.org/officeDocument/2006/relationships" w:type="default" r:id="R7a047b6d4e9f4977"/>
       <w:pgSz w:w="11906" w:h="16838"/>
       <w:pgMar w:top="1440" w:right="1440" w:bottom="1440" w:left="1440" w:header="576" w:footer="576" w:gutter="0"/>
     </w:sectPr>

--- a/marksmith-v2/test_outputs/sample_toggle.docx
+++ b/marksmith-v2/test_outputs/sample_toggle.docx
@@ -460,8 +460,8 @@
       </w:r>
     </w:p>
     <w:sectPr>
-      <w:headerReference xmlns:r="http://schemas.openxmlformats.org/officeDocument/2006/relationships" w:type="default" r:id="Rd609395e816249d4"/>
-      <w:footerReference xmlns:r="http://schemas.openxmlformats.org/officeDocument/2006/relationships" w:type="default" r:id="R7a047b6d4e9f4977"/>
+      <w:headerReference xmlns:r="http://schemas.openxmlformats.org/officeDocument/2006/relationships" w:type="default" r:id="R94dc211c0bde48c6"/>
+      <w:footerReference xmlns:r="http://schemas.openxmlformats.org/officeDocument/2006/relationships" w:type="default" r:id="Re36a27df549d47ce"/>
       <w:pgSz w:w="11906" w:h="16838"/>
       <w:pgMar w:top="1440" w:right="1440" w:bottom="1440" w:left="1440" w:header="576" w:footer="576" w:gutter="0"/>
     </w:sectPr>

--- a/marksmith-v2/test_outputs/sample_toggle.docx
+++ b/marksmith-v2/test_outputs/sample_toggle.docx
@@ -404,6 +404,7 @@
     </w:p>
     <w:p>
       <w:pPr>
+        <w:pStyle w:val="MSCode_bash"/>
         <w:keepLines/>
         <w:pBdr>
           <w:top w:val="single" w:color="D1D5DA" w:sz="4" w:space="4"/>
@@ -460,8 +461,8 @@
       </w:r>
     </w:p>
     <w:sectPr>
-      <w:headerReference xmlns:r="http://schemas.openxmlformats.org/officeDocument/2006/relationships" w:type="default" r:id="Rd609395e816249d4"/>
-      <w:footerReference xmlns:r="http://schemas.openxmlformats.org/officeDocument/2006/relationships" w:type="default" r:id="R7a047b6d4e9f4977"/>
+      <w:headerReference xmlns:r="http://schemas.openxmlformats.org/officeDocument/2006/relationships" w:type="default" r:id="R7ac46e40ce284bac"/>
+      <w:footerReference xmlns:r="http://schemas.openxmlformats.org/officeDocument/2006/relationships" w:type="default" r:id="R2d2934effbca4c55"/>
       <w:pgSz w:w="11906" w:h="16838"/>
       <w:pgMar w:top="1440" w:right="1440" w:bottom="1440" w:left="1440" w:header="576" w:footer="576" w:gutter="0"/>
     </w:sectPr>
@@ -884,4 +885,33 @@
     </w:rPr>
   </w:style>
 </w:styles>
+</file>
+
+<file path=customXml/item.xml><?xml version="1.0" encoding="utf-8"?>
+<marksmithSource schema="marksmith-source-v1" version="2.0.0.0" exportedUtc="2026-07-29T14:03:04.9199843Z" theme="GitHub Light" mermaidMode="1">
+  <markdown><![CDATA[# Marksmith Native Collapsible Toggle Feature Demo
+This document demonstrates native Word accordion toggle containers.
+:::toggle [Database Connection Settings]
+The primary database connection string is configured via environment variables.
+| Property | Value |
+|---|---|
+| Host | db.internal.net |
+| Port | 5432 |
+> [!NOTE]
+> Ensure SSL mode is set to Require in production environments.
+:::
+:::toggle [Troubleshooting Guide]
+If connection timeouts occur:
+1. Verify security group rules.
+2. Check network latency.
+```bash
+ping db.internal.net
+```
+:::
+<details>
+<summary>Legacy HTML Details Section</summary>
+This collapsible section was created using standard HTML details/summary syntax.
+</details>
+]]></markdown>
+</marksmithSource>
 </file>
--- a/marksmith-v2/test_outputs/sample_toggle.docx
+++ b/marksmith-v2/test_outputs/sample_toggle.docx
@@ -404,6 +404,7 @@
     </w:p>
     <w:p>
       <w:pPr>
+        <w:pStyle w:val="MSCode_bash"/>
         <w:keepLines/>
         <w:pBdr>
           <w:top w:val="single" w:color="D1D5DA" w:sz="4" w:space="4"/>
@@ -460,8 +461,8 @@
       </w:r>
     </w:p>
     <w:sectPr>
-      <w:headerReference xmlns:r="http://schemas.openxmlformats.org/officeDocument/2006/relationships" w:type="default" r:id="Rd609395e816249d4"/>
-      <w:footerReference xmlns:r="http://schemas.openxmlformats.org/officeDocument/2006/relationships" w:type="default" r:id="R7a047b6d4e9f4977"/>
+      <w:headerReference xmlns:r="http://schemas.openxmlformats.org/officeDocument/2006/relationships" w:type="default" r:id="R05b0a238d2464951"/>
+      <w:footerReference xmlns:r="http://schemas.openxmlformats.org/officeDocument/2006/relationships" w:type="default" r:id="R0509d064e5054626"/>
       <w:pgSz w:w="11906" w:h="16838"/>
       <w:pgMar w:top="1440" w:right="1440" w:bottom="1440" w:left="1440" w:header="576" w:footer="576" w:gutter="0"/>
     </w:sectPr>
@@ -884,4 +885,33 @@
     </w:rPr>
   </w:style>
 </w:styles>
+</file>
+
+<file path=customXml/item.xml><?xml version="1.0" encoding="utf-8"?>
+<marksmithSource schema="marksmith-source-v1" version="2.0.0.0" exportedUtc="2026-07-31T16:52:30.5078579Z" theme="GitHub Light" mermaidMode="1">
+  <markdown><![CDATA[# Marksmith Native Collapsible Toggle Feature Demo
+This document demonstrates native Word accordion toggle containers.
+:::toggle [Database Connection Settings]
+The primary database connection string is configured via environment variables.
+| Property | Value |
+|---|---|
+| Host | db.internal.net |
+| Port | 5432 |
+> [!NOTE]
+> Ensure SSL mode is set to Require in production environments.
+:::
+:::toggle [Troubleshooting Guide]
+If connection timeouts occur:
+1. Verify security group rules.
+2. Check network latency.
+```bash
+ping db.internal.net
+```
+:::
+<details>
+<summary>Legacy HTML Details Section</summary>
+This collapsible section was created using standard HTML details/summary syntax.
+</details>
+]]></markdown>
+</marksmithSource>
 </file>
--- a/marksmith-v2/test_outputs/sample_toggle.docx
+++ b/marksmith-v2/test_outputs/sample_toggle.docx
@@ -461,8 +461,8 @@
       </w:r>
     </w:p>
     <w:sectPr>
-      <w:headerReference xmlns:r="http://schemas.openxmlformats.org/officeDocument/2006/relationships" w:type="default" r:id="R05b0a238d2464951"/>
-      <w:footerReference xmlns:r="http://schemas.openxmlformats.org/officeDocument/2006/relationships" w:type="default" r:id="R0509d064e5054626"/>
+      <w:headerReference xmlns:r="http://schemas.openxmlformats.org/officeDocument/2006/relationships" w:type="default" r:id="R9f0e8070e6a44ce2"/>
+      <w:footerReference xmlns:r="http://schemas.openxmlformats.org/officeDocument/2006/relationships" w:type="default" r:id="R4490ad322bb64366"/>
       <w:pgSz w:w="11906" w:h="16838"/>
       <w:pgMar w:top="1440" w:right="1440" w:bottom="1440" w:left="1440" w:header="576" w:footer="576" w:gutter="0"/>
     </w:sectPr>
@@ -888,7 +888,7 @@
 </file>
 
 <file path=customXml/item.xml><?xml version="1.0" encoding="utf-8"?>
-<marksmithSource schema="marksmith-source-v1" version="2.0.0.0" exportedUtc="2026-07-31T16:52:30.5078579Z" theme="GitHub Light" mermaidMode="1">
+<marksmithSource schema="marksmith-source-v1" version="2.0.0.0" exportedUtc="2026-08-01T10:53:20.9303089Z" theme="GitHub Light" mermaidMode="1">
   <markdown><![CDATA[# Marksmith Native Collapsible Toggle Feature Demo
 This document demonstrates native Word accordion toggle containers.
 :::toggle [Database Connection Settings]
